--- a/보관본/러시아 인권변호사/Word/8부/8부_6화_이리나에게_실권_위임.docx
+++ b/보관본/러시아 인권변호사/Word/8부/8부_6화_이리나에게_실권_위임.docx
@@ -2783,7 +2783,7 @@
           <w:color w:val="555555"/>
           <w:sz w:val="22"/>
         </w:rPr>
-        <w:t>(подойдя вполголоса, только что с телефона)</w:t>
+        <w:t>(подойдя, вполголоса, только что с телефона)</w:t>
       </w:r>
       <w:r>
         <w:rPr>

--- a/보관본/러시아 인권변호사/Word/8부/8부_6화_이리나에게_실권_위임.docx
+++ b/보관본/러시아 인권변호사/Word/8부/8부_6화_이리나에게_실권_위임.docx
@@ -111,7 +111,7 @@
           <w:i w:val="0"/>
           <w:sz w:val="22"/>
         </w:rPr>
-        <w:t xml:space="preserve"> Вы просили зайти. Катя сказала, что вы сами не знаете, с чего начать.</w:t>
+        <w:t xml:space="preserve"> Вы просили зайти. Екатерина Ивановна сказала, что вы сами не знаете, с чего начать.</w:t>
       </w:r>
     </w:p>
     <w:p>
@@ -292,7 +292,7 @@
           <w:i w:val="0"/>
           <w:sz w:val="22"/>
         </w:rPr>
-        <w:t>Катя, вы не облегчаете мне отказ.</w:t>
+        <w:t>Екатерина Ивановна, вы не облегчаете мне отказ.</w:t>
       </w:r>
     </w:p>
     <w:p>
@@ -1518,7 +1518,7 @@
           <w:i w:val="0"/>
           <w:sz w:val="22"/>
         </w:rPr>
-        <w:t>Нет. Я предлагаю сделать то же самое законно и почти так же быстро. Катя?</w:t>
+        <w:t>Нет. Я предлагаю сделать то же самое законно и почти так же быстро. Екатерина Ивановна?</w:t>
       </w:r>
     </w:p>
     <w:p>
@@ -1948,7 +1948,7 @@
           <w:i w:val="0"/>
           <w:sz w:val="22"/>
         </w:rPr>
-        <w:t>Спасибо, Катя. Я знала, что вы найдёте остаток.</w:t>
+        <w:t>Спасибо, Екатерина Ивановна. Я знала, что вы найдёте остаток.</w:t>
       </w:r>
     </w:p>
     <w:p>
@@ -3239,7 +3239,7 @@
           <w:i w:val="0"/>
           <w:sz w:val="22"/>
         </w:rPr>
-        <w:t xml:space="preserve"> — 이리나가 요구한 ‘공개적으로 반대할 권리’를 정당화하는 료샤의 인용. 충직함은 아부(прислуживаться)와 다르다는 주제 (장면 2). 카탸가 “차츠키는 마차를 타고 모스크바를 떠났다”고 받아치는 농담은 희곡의 결말(«Карету мне, карету!»)을 가리킨다.</w:t>
+        <w:t xml:space="preserve"> — 한국어 해설: 이리나가 요구한 ‘공개적으로 반대할 권리’를 정당화하는 료샤의 인용. 충직함은 아부(прислуживаться)와 다르다는 주제 (장면 2). 카탸가 “차츠키는 마차를 타고 모스크바를 떠났다”고 받아치는 농담은 희곡의 결말(«Карету мне, карету!»)을 가리킨다.</w:t>
       </w:r>
     </w:p>
     <w:p>
@@ -3262,7 +3262,7 @@
           <w:i w:val="0"/>
           <w:sz w:val="22"/>
         </w:rPr>
-        <w:t xml:space="preserve"> — 8부 제목 ‘권력의 무게’의 직접적 원용. 이리나가 “정직하지 않은 길로 왕관을 얻은 사람의 한탄”이라는 맥락을 짚고, 료샤는 이를 하소연이 아니라 ‘무게는 혼자 지지 말라’는 경고로 읽는다 (장면 4).</w:t>
+        <w:t xml:space="preserve"> — 한국어 해설: 이리나가 “정직하지 않은 길로 왕관을 얻은 사람의 한탄”이라는 맥락을 짚고, 료샤는 이를 하소연이 아니라 ‘무게는 혼자 지지 말라’는 경고로 읽는다 (장면 4).</w:t>
       </w:r>
     </w:p>
     <w:p>

--- a/보관본/러시아 인권변호사/Word/8부/8부_6화_이리나에게_실권_위임.docx
+++ b/보관본/러시아 인권변호사/Word/8부/8부_6화_이리나에게_실권_위임.docx
@@ -799,6 +799,144 @@
           <w:sz w:val="22"/>
         </w:rPr>
         <w:t>Я даю вам три дня, чтобы услышать своё «нет» от кого-то другого.</w:t>
+      </w:r>
+    </w:p>
+    <w:p>
+      <w:pPr>
+        <w:spacing w:before="0" w:after="110" w:line="300" w:lineRule="auto"/>
+      </w:pPr>
+      <w:r>
+        <w:rPr>
+          <w:rFonts w:ascii="Times New Roman" w:hAnsi="Times New Roman" w:eastAsia="Malgun Gothic"/>
+          <w:b/>
+          <w:i w:val="0"/>
+          <w:sz w:val="22"/>
+        </w:rPr>
+        <w:t xml:space="preserve">Лёша: </w:t>
+      </w:r>
+      <w:r>
+        <w:rPr>
+          <w:rFonts w:ascii="Times New Roman" w:hAnsi="Times New Roman" w:eastAsia="Malgun Gothic"/>
+          <w:b w:val="0"/>
+          <w:i w:val="0"/>
+          <w:sz w:val="22"/>
+        </w:rPr>
+        <w:t>Красиво звучит. А на практике — ещё один проект, который ляжет в стол, как только станет неудобным.</w:t>
+      </w:r>
+    </w:p>
+    <w:p>
+      <w:pPr>
+        <w:spacing w:before="0" w:after="110" w:line="300" w:lineRule="auto"/>
+      </w:pPr>
+      <w:r>
+        <w:rPr>
+          <w:rFonts w:ascii="Times New Roman" w:hAnsi="Times New Roman" w:eastAsia="Malgun Gothic"/>
+          <w:b/>
+          <w:i w:val="0"/>
+          <w:sz w:val="22"/>
+        </w:rPr>
+        <w:t xml:space="preserve">Ирина: </w:t>
+      </w:r>
+      <w:r>
+        <w:rPr>
+          <w:rFonts w:ascii="Times New Roman" w:hAnsi="Times New Roman" w:eastAsia="Malgun Gothic"/>
+          <w:b w:val="0"/>
+          <w:i w:val="0"/>
+          <w:sz w:val="22"/>
+        </w:rPr>
+        <w:t>Если написать его как проект — ляжет. В тысяча восемьсот девятом Сперанский подал императору план государственного преобразования: разделение властей, выборная Дума, закон вместо усмотрения. Из всего плана учредили один Государственный совет, а самого автора в марте двенадцатого года отправили в ссылку. План пролежал в столе полвека.</w:t>
+      </w:r>
+    </w:p>
+    <w:p>
+      <w:pPr>
+        <w:spacing w:before="0" w:after="110" w:line="300" w:lineRule="auto"/>
+      </w:pPr>
+      <w:r>
+        <w:rPr>
+          <w:rFonts w:ascii="Times New Roman" w:hAnsi="Times New Roman" w:eastAsia="Malgun Gothic"/>
+          <w:b/>
+          <w:i w:val="0"/>
+          <w:sz w:val="22"/>
+        </w:rPr>
+        <w:t xml:space="preserve">Лёша: </w:t>
+      </w:r>
+      <w:r>
+        <w:rPr>
+          <w:rFonts w:ascii="Times New Roman" w:hAnsi="Times New Roman" w:eastAsia="Malgun Gothic"/>
+          <w:b w:val="0"/>
+          <w:i w:val="0"/>
+          <w:sz w:val="22"/>
+        </w:rPr>
+        <w:t>Не самый обнадёживающий пример, Ирина.</w:t>
+      </w:r>
+    </w:p>
+    <w:p>
+      <w:pPr>
+        <w:spacing w:before="0" w:after="110" w:line="300" w:lineRule="auto"/>
+      </w:pPr>
+      <w:r>
+        <w:rPr>
+          <w:rFonts w:ascii="Times New Roman" w:hAnsi="Times New Roman" w:eastAsia="Malgun Gothic"/>
+          <w:b/>
+          <w:i w:val="0"/>
+          <w:sz w:val="22"/>
+        </w:rPr>
+        <w:t xml:space="preserve">Ирина: </w:t>
+      </w:r>
+      <w:r>
+        <w:rPr>
+          <w:rFonts w:ascii="Times New Roman" w:hAnsi="Times New Roman" w:eastAsia="Malgun Gothic"/>
+          <w:b w:val="0"/>
+          <w:i w:val="0"/>
+          <w:sz w:val="22"/>
+        </w:rPr>
+        <w:t>Это первая половина. Вторая — судебные уставы шестьдесят четвёртого года. Там не писали о намерениях. Писали замки: судья несменяем, дело решают присяжные, заседание открытое, защита — равная сторона. Их потом тридцать лет пытались расшатать, но выломать так и не смогли. Разница не в идеях — у Сперанского они были не хуже. Разница в том, что в шестьдесят четвёртом написали, кто именно и чего именно не может сделать.</w:t>
+      </w:r>
+    </w:p>
+    <w:p>
+      <w:pPr>
+        <w:spacing w:before="0" w:after="110" w:line="300" w:lineRule="auto"/>
+      </w:pPr>
+      <w:r>
+        <w:rPr>
+          <w:rFonts w:ascii="Times New Roman" w:hAnsi="Times New Roman" w:eastAsia="Malgun Gothic"/>
+          <w:b/>
+          <w:i w:val="0"/>
+          <w:sz w:val="22"/>
+        </w:rPr>
+        <w:t xml:space="preserve">Катя: </w:t>
+      </w:r>
+      <w:r>
+        <w:rPr>
+          <w:rFonts w:ascii="Times New Roman" w:hAnsi="Times New Roman" w:eastAsia="Malgun Gothic"/>
+          <w:b w:val="0"/>
+          <w:i w:val="0"/>
+          <w:sz w:val="22"/>
+        </w:rPr>
+        <w:t>То есть стоп-кран — это не план. Это замок.</w:t>
+      </w:r>
+    </w:p>
+    <w:p>
+      <w:pPr>
+        <w:spacing w:before="0" w:after="110" w:line="300" w:lineRule="auto"/>
+      </w:pPr>
+      <w:r>
+        <w:rPr>
+          <w:rFonts w:ascii="Times New Roman" w:hAnsi="Times New Roman" w:eastAsia="Malgun Gothic"/>
+          <w:b/>
+          <w:i w:val="0"/>
+          <w:sz w:val="22"/>
+        </w:rPr>
+        <w:t xml:space="preserve">Ирина: </w:t>
+      </w:r>
+      <w:r>
+        <w:rPr>
+          <w:rFonts w:ascii="Times New Roman" w:hAnsi="Times New Roman" w:eastAsia="Malgun Gothic"/>
+          <w:b w:val="0"/>
+          <w:i w:val="0"/>
+          <w:sz w:val="22"/>
+        </w:rPr>
+        <w:t>Замок с описанием: кто может его повернуть, на сколько и что обязан объяснить. Поэтому я и настаиваю на трёх ограничениях. Без них это снова проект Сперанского.</w:t>
       </w:r>
     </w:p>
     <w:p>
